--- a/docs/2_Value_Creation/2b_Demand/Articles/Accelerating Success in the Age of AI/3 Unlocking Our Collective Potential DRAFT.docx
+++ b/docs/2_Value_Creation/2b_Demand/Articles/Accelerating Success in the Age of AI/3 Unlocking Our Collective Potential DRAFT.docx
@@ -28,11 +28,14 @@
     </w:p>
     <w:p>
       <w:r>
+        <w:rPr>
+          <w:noProof/>
+        </w:rPr>
         <w:drawing>
-          <wp:inline distT="0" distB="0" distL="0" distR="0" wp14:anchorId="1DD4B7DB" wp14:editId="049E0EF3">
-            <wp:extent cx="5943600" cy="1294765"/>
-            <wp:effectExtent l="0" t="0" r="0" b="635"/>
-            <wp:docPr id="1104583806" name="Picture 1"/>
+          <wp:inline distT="0" distB="0" distL="0" distR="0" wp14:anchorId="4F1B67A2" wp14:editId="3B27ECD3">
+            <wp:extent cx="5943600" cy="2312035"/>
+            <wp:effectExtent l="0" t="0" r="0" b="0"/>
+            <wp:docPr id="963276381" name="Picture 1"/>
             <wp:cNvGraphicFramePr>
               <a:graphicFrameLocks xmlns:a="http://schemas.openxmlformats.org/drawingml/2006/main" noChangeAspect="1"/>
             </wp:cNvGraphicFramePr>
@@ -40,11 +43,17 @@
               <a:graphicData uri="http://schemas.openxmlformats.org/drawingml/2006/picture">
                 <pic:pic xmlns:pic="http://schemas.openxmlformats.org/drawingml/2006/picture">
                   <pic:nvPicPr>
-                    <pic:cNvPr id="1104583806" name=""/>
+                    <pic:cNvPr id="963276381" name="Picture 963276381"/>
                     <pic:cNvPicPr/>
                   </pic:nvPicPr>
                   <pic:blipFill>
-                    <a:blip r:embed="rId6"/>
+                    <a:blip r:embed="rId6" cstate="print">
+                      <a:extLst>
+                        <a:ext uri="{28A0092B-C50C-407E-A947-70E740481C1C}">
+                          <a14:useLocalDpi xmlns:a14="http://schemas.microsoft.com/office/drawing/2010/main" val="0"/>
+                        </a:ext>
+                      </a:extLst>
+                    </a:blip>
                     <a:stretch>
                       <a:fillRect/>
                     </a:stretch>
@@ -52,7 +61,7 @@
                   <pic:spPr>
                     <a:xfrm>
                       <a:off x="0" y="0"/>
-                      <a:ext cx="5943600" cy="1294765"/>
+                      <a:ext cx="5943600" cy="2312035"/>
                     </a:xfrm>
                     <a:prstGeom prst="rect">
                       <a:avLst/>
